--- a/az/wisdom-stories/Bakhtiyar Sirajov/cost-of-indifference.docx
+++ b/az/wisdom-stories/Bakhtiyar Sirajov/cost-of-indifference.docx
@@ -48,7 +48,7 @@
     </w:p>
     <w:p>
       <w:r>
-        <w:t>Məni daha çox məyus edən isə odur ki, həmkarım nə dediyi sözün yanlışlığını anladı, nə buna görə üzr istədi, nə də tapşırığı yerinə yetirdi. Nəticədə, ona olan etimadım sarsıldığı üçün problemin həllini başqa yolla təmin etməyə məcbur oldum.</w:t>
+        <w:t>Məni daha çox məyus edən isə odur ki, həmkarım nə dediyi sözün yanlışlığını anladı, nə buna görə üzr istədi, nə də tapşırığı yerinə yetirdi. Ona olan etimadım sarsıldığı üçün problemi başqa yolla həll etməyə məcbur oldum.</w:t>
       </w:r>
     </w:p>
     <w:p>
